--- a/Устав/_документы/Устав ЦАКФ — новая редакция.docx
+++ b/Устав/_документы/Устав ЦАКФ — новая редакция.docx
@@ -282,7 +282,25 @@
           <w:sz w:val="32"/>
           <w:szCs w:val="32"/>
         </w:rPr>
-        <w:t>ПРИНЯТ: Резолюцией № 2 от «24» марта 2024 г.; новая редакция — письменным уведомлением Учредителя № ___ от «___» __________ 2026 года.</w:t>
+        <w:t xml:space="preserve">ПРИНЯТ: Резолюцией № 2 от «24» марта 2024 г.; новая редакция </w:t>
+      </w:r>
+      <w:r>
+        <w:rPr>
+          <w:rFonts w:ascii="Arial" w:hAnsi="Arial" w:cs="Arial"/>
+          <w:b/>
+          <w:sz w:val="32"/>
+          <w:szCs w:val="32"/>
+        </w:rPr>
+        <w:t>–</w:t>
+      </w:r>
+      <w:r>
+        <w:rPr>
+          <w:rFonts w:ascii="Arial" w:hAnsi="Arial" w:cs="Arial"/>
+          <w:b/>
+          <w:sz w:val="32"/>
+          <w:szCs w:val="32"/>
+        </w:rPr>
+        <w:t xml:space="preserve"> письменным уведомлением Учредителя № ___ от «___» __________ 2026 года.</w:t>
       </w:r>
     </w:p>
     <w:p>
@@ -1070,107 +1088,27 @@
           <w:sz w:val="28"/>
           <w:szCs w:val="28"/>
         </w:rPr>
-        <w:t>1) Полное юридическое наименование Фонда на английском языке: «</w:t>
-      </w:r>
-      <w:r>
-        <w:rPr>
-          <w:rFonts w:ascii="Arial" w:hAnsi="Arial" w:cs="Arial"/>
-          <w:sz w:val="28"/>
-          <w:szCs w:val="28"/>
-        </w:rPr>
-        <w:t>Central Asia Climate Foundation</w:t>
-      </w:r>
-      <w:r>
-        <w:rPr>
-          <w:rFonts w:ascii="Arial" w:hAnsi="Arial" w:cs="Arial"/>
-          <w:sz w:val="28"/>
-          <w:szCs w:val="28"/>
-        </w:rPr>
-        <w:t>», сокращение «CACF»; для официальных коммуникаций наряду с юридическим наименованием официально используется «</w:t>
-      </w:r>
-      <w:r>
-        <w:rPr>
-          <w:rFonts w:ascii="Arial" w:hAnsi="Arial" w:cs="Arial"/>
-          <w:sz w:val="28"/>
-          <w:szCs w:val="28"/>
-        </w:rPr>
-        <w:t>Central Asia Climate Foundation</w:t>
-      </w:r>
-      <w:r>
-        <w:rPr>
-          <w:rFonts w:ascii="Arial" w:hAnsi="Arial" w:cs="Arial"/>
-          <w:sz w:val="28"/>
-          <w:szCs w:val="28"/>
-        </w:rPr>
-        <w:t>» или сокращение «CACF», а также «Project Office for Central Asia on climate change and green energy».</w:t>
-      </w:r>
-    </w:p>
-    <w:p>
-      <w:pPr>
-        <w:spacing w:after="0" w:line="360" w:lineRule="auto"/>
-        <w:ind w:firstLine="708"/>
-        <w:jc w:val="both"/>
-        <w:rPr>
-          <w:rFonts w:ascii="Arial" w:hAnsi="Arial" w:cs="Arial"/>
-          <w:sz w:val="28"/>
-          <w:szCs w:val="28"/>
-        </w:rPr>
-      </w:pPr>
-      <w:r>
-        <w:rPr>
-          <w:rFonts w:ascii="Arial" w:hAnsi="Arial" w:cs="Arial"/>
-          <w:sz w:val="28"/>
-          <w:szCs w:val="28"/>
-        </w:rPr>
-        <w:t>2) Полное юридическое наименование Фонда на казахском языке: «</w:t>
-      </w:r>
-      <w:r>
-        <w:rPr>
-          <w:rFonts w:ascii="Arial" w:hAnsi="Arial" w:cs="Arial"/>
-          <w:sz w:val="28"/>
-          <w:szCs w:val="28"/>
-        </w:rPr>
-        <w:t>Орталық Азия Климаттық Қоры</w:t>
-      </w:r>
-      <w:r>
-        <w:rPr>
-          <w:rFonts w:ascii="Arial" w:hAnsi="Arial" w:cs="Arial"/>
-          <w:sz w:val="28"/>
-          <w:szCs w:val="28"/>
-        </w:rPr>
-        <w:t>», сокращение «ОАКҚ»; для официальных коммуникаций наряду с юридическим наименованием официально используется «</w:t>
-      </w:r>
-      <w:r>
-        <w:rPr>
-          <w:rFonts w:ascii="Arial" w:hAnsi="Arial" w:cs="Arial"/>
-          <w:sz w:val="28"/>
-          <w:szCs w:val="28"/>
-        </w:rPr>
-        <w:t>Орталық Азия Климаттық Қоры</w:t>
-      </w:r>
-      <w:r>
-        <w:rPr>
-          <w:rFonts w:ascii="Arial" w:hAnsi="Arial" w:cs="Arial"/>
-          <w:sz w:val="28"/>
-          <w:szCs w:val="28"/>
-        </w:rPr>
-        <w:t>» или сокращение «</w:t>
-      </w:r>
-      <w:r>
-        <w:rPr>
-          <w:rFonts w:ascii="Arial" w:hAnsi="Arial" w:cs="Arial"/>
-          <w:sz w:val="28"/>
-          <w:szCs w:val="28"/>
-        </w:rPr>
-        <w:t>ОАКҚ</w:t>
-      </w:r>
-      <w:r>
-        <w:rPr>
-          <w:rFonts w:ascii="Arial" w:hAnsi="Arial" w:cs="Arial"/>
-          <w:sz w:val="28"/>
-          <w:szCs w:val="28"/>
-        </w:rPr>
-        <w:t>», а также «Орталық Азияның климаттың өзгеруі және жасыл энергетика бойынша Жобалық Офисі».</w:t>
+        <w:t>1) Полное юридическое наименование Фонда на английском языке: «Central Asia Climate Foundation», сокращение «CACF»; для официальных коммуникаций наряду с юридическим наименованием официально используется «Central Asia Climate Foundation» или сокращение «CACF», а также «Project Office for Central Asia on climate change and green energy».</w:t>
+      </w:r>
+    </w:p>
+    <w:p>
+      <w:pPr>
+        <w:spacing w:after="0" w:line="360" w:lineRule="auto"/>
+        <w:ind w:firstLine="708"/>
+        <w:jc w:val="both"/>
+        <w:rPr>
+          <w:rFonts w:ascii="Arial" w:hAnsi="Arial" w:cs="Arial"/>
+          <w:sz w:val="28"/>
+          <w:szCs w:val="28"/>
+        </w:rPr>
+      </w:pPr>
+      <w:r>
+        <w:rPr>
+          <w:rFonts w:ascii="Arial" w:hAnsi="Arial" w:cs="Arial"/>
+          <w:sz w:val="28"/>
+          <w:szCs w:val="28"/>
+        </w:rPr>
+        <w:t>2) Полное юридическое наименование Фонда на казахском языке: «Орталық Азия Климаттық Қоры», сокращение «ОАКҚ»; для официальных коммуникаций наряду с юридическим наименованием официально используется «Орталық Азия Климаттық Қоры» или сокращение «ОАКҚ», а также «Орталық Азияның климаттың өзгеруі және жасыл энергетика бойынша Жобалық Офисі».</w:t>
       </w:r>
     </w:p>
     <w:p>
@@ -1210,7 +1148,6 @@
           <w:sz w:val="28"/>
           <w:szCs w:val="28"/>
         </w:rPr>
-        <w:lastRenderedPageBreak/>
         <w:t>1.3. Применимое право</w:t>
       </w:r>
     </w:p>
@@ -1311,7 +1248,7 @@
           <w:sz w:val="28"/>
           <w:szCs w:val="28"/>
         </w:rPr>
-        <w:t>1) Фонд независим в определении своих целей, политики и в своей деятельности под контролем Попечительского совета;</w:t>
+        <w:t>1) Фонд независим в определении своих целей, политики и в своей деятельности под надзором Попечительского совета, осуществляемым в порядке и пределах, установленных Положением;</w:t>
       </w:r>
     </w:p>
     <w:p>
@@ -1465,16 +1402,7 @@
           <w:sz w:val="28"/>
           <w:szCs w:val="28"/>
         </w:rPr>
-        <w:t xml:space="preserve">2.3. Фонд обладает дееспособностью, правами и привилегиями физического лица. Действительность действия, совершенного Фондом, не может быть поставлена под сомнение по причине </w:t>
-      </w:r>
-      <w:r>
-        <w:rPr>
-          <w:rFonts w:ascii="Arial" w:hAnsi="Arial" w:cs="Arial"/>
-          <w:sz w:val="28"/>
-          <w:szCs w:val="28"/>
-        </w:rPr>
-        <w:lastRenderedPageBreak/>
-        <w:t>отсутствия дееспособности на основании каких-либо положений его Устава или Положений.</w:t>
+        <w:t>2.3. Фонд обладает дееспособностью, правами и привилегиями физического лица. Действительность действия, совершенного Фондом, не может быть поставлена под сомнение по причине отсутствия дееспособности на основании каких-либо положений его Устава или Положений.</w:t>
       </w:r>
     </w:p>
     <w:p>
@@ -1720,16 +1648,7 @@
           <w:sz w:val="28"/>
           <w:szCs w:val="28"/>
         </w:rPr>
-        <w:t xml:space="preserve">4) Содействие исследованиям и инновациям: поощрять и финансировать исследования и инновации в области чистых </w:t>
-      </w:r>
-      <w:r>
-        <w:rPr>
-          <w:rFonts w:ascii="Arial" w:hAnsi="Arial" w:cs="Arial"/>
-          <w:sz w:val="28"/>
-          <w:szCs w:val="28"/>
-        </w:rPr>
-        <w:lastRenderedPageBreak/>
-        <w:t>технологий, устойчивости к изменению климата и переходного периода, а также устойчивых методов ведения сельского хозяйства для создания адаптированных к местным условиям решений уникальных климатических проблем Центральной Азии;</w:t>
+        <w:t>4) Содействие исследованиям и инновациям: поощрять и финансировать исследования и инновации в области чистых технологий, устойчивости к изменению климата и переходного периода, а также устойчивых методов ведения сельского хозяйства для создания адаптированных к местным условиям решений уникальных климатических проблем Центральной Азии;</w:t>
       </w:r>
     </w:p>
     <w:p>
@@ -1849,16 +1768,7 @@
           <w:sz w:val="28"/>
           <w:szCs w:val="28"/>
         </w:rPr>
-        <w:t xml:space="preserve">10) Оценка климатических и экологических рисков: оказание услуг по оценке физических и переходных рисков изменения климата </w:t>
-      </w:r>
-      <w:r>
-        <w:rPr>
-          <w:rFonts w:ascii="Arial" w:hAnsi="Arial" w:cs="Arial"/>
-          <w:sz w:val="28"/>
-          <w:szCs w:val="28"/>
-        </w:rPr>
-        <w:lastRenderedPageBreak/>
-        <w:t>и экологических рисков для государственных органов, организаций и инвесторов;</w:t>
+        <w:t>10) Оценка климатических и экологических рисков: оказание услуг по оценке физических и переходных рисков изменения климата и экологических рисков для государственных органов, организаций и инвесторов;</w:t>
       </w:r>
     </w:p>
     <w:p>
@@ -1998,7 +1908,6 @@
           <w:sz w:val="28"/>
           <w:szCs w:val="28"/>
         </w:rPr>
-        <w:lastRenderedPageBreak/>
         <w:t>17) Охрана окружающей среды: содействие решению проблем управления отходами, загрязнения воздуха и водных ресурсов, деградации земель и опустынивания;</w:t>
       </w:r>
     </w:p>
@@ -2205,7 +2114,6 @@
           <w:sz w:val="28"/>
           <w:szCs w:val="28"/>
         </w:rPr>
-        <w:lastRenderedPageBreak/>
         <w:t>6.1. С учетом разделов 16(11) и 22(2) Положения в настоящий Устав и Положение могут быть внесены изменения:</w:t>
       </w:r>
     </w:p>
@@ -2226,23 +2134,7 @@
           <w:sz w:val="28"/>
           <w:szCs w:val="28"/>
         </w:rPr>
-        <w:t>1) Учредителем (</w:t>
-      </w:r>
-      <w:r>
-        <w:rPr>
-          <w:rFonts w:ascii="Arial" w:hAnsi="Arial" w:cs="Arial"/>
-          <w:sz w:val="28"/>
-          <w:szCs w:val="28"/>
-        </w:rPr>
-        <w:t>где проживает или находится Учредитель</w:t>
-      </w:r>
-      <w:r>
-        <w:rPr>
-          <w:rFonts w:ascii="Arial" w:hAnsi="Arial" w:cs="Arial"/>
-          <w:sz w:val="28"/>
-          <w:szCs w:val="28"/>
-        </w:rPr>
-        <w:t>) в любое время путем письменного уведомления Фонда, содержащего условия внесения изменений в Устав;</w:t>
+        <w:t>1) Учредителем (где проживает или находится Учредитель) в любое время путем письменного уведомления Фонда, содержащего условия внесения изменений в Устав;</w:t>
       </w:r>
     </w:p>
     <w:p>
@@ -2262,23 +2154,7 @@
           <w:sz w:val="28"/>
           <w:szCs w:val="28"/>
         </w:rPr>
-        <w:t xml:space="preserve">2) в любое время, </w:t>
-      </w:r>
-      <w:r>
-        <w:rPr>
-          <w:rFonts w:ascii="Arial" w:hAnsi="Arial" w:cs="Arial"/>
-          <w:sz w:val="28"/>
-          <w:szCs w:val="28"/>
-        </w:rPr>
-        <w:t>когда Учредитель утратился, не существует</w:t>
-      </w:r>
-      <w:r>
-        <w:rPr>
-          <w:rFonts w:ascii="Arial" w:hAnsi="Arial" w:cs="Arial"/>
-          <w:sz w:val="28"/>
-          <w:szCs w:val="28"/>
-        </w:rPr>
-        <w:t>, Советом, если его члены единогласно одобрили изменение и с письменного согласия Попечительского совета; или</w:t>
+        <w:t>2) в любое время, когда Учредитель утратился, не существует, Советом, если его члены единогласно одобрили изменение и с письменного согласия Попечительского совета; или</w:t>
       </w:r>
     </w:p>
     <w:p>
@@ -2393,7 +2269,6 @@
           <w:sz w:val="28"/>
           <w:szCs w:val="28"/>
         </w:rPr>
-        <w:lastRenderedPageBreak/>
         <w:t>Приложение 1</w:t>
       </w:r>
     </w:p>
@@ -2459,7 +2334,6 @@
           <w:sz w:val="28"/>
           <w:szCs w:val="28"/>
         </w:rPr>
-        <w:lastRenderedPageBreak/>
         <w:t>Приложение 2</w:t>
       </w:r>
     </w:p>
@@ -2502,7 +2376,23 @@
           <w:sz w:val="28"/>
           <w:szCs w:val="28"/>
         </w:rPr>
-        <w:t>1. Главный исполнительный директор, Руководитель Проектного офиса — Е. Н. Қаражан ____________________ (подпись)</w:t>
+        <w:t xml:space="preserve">1. Главный исполнительный директор, Руководитель Проектного офиса </w:t>
+      </w:r>
+      <w:r>
+        <w:rPr>
+          <w:rFonts w:ascii="Arial" w:hAnsi="Arial" w:cs="Arial"/>
+          <w:sz w:val="28"/>
+          <w:szCs w:val="28"/>
+        </w:rPr>
+        <w:t>–</w:t>
+      </w:r>
+      <w:r>
+        <w:rPr>
+          <w:rFonts w:ascii="Arial" w:hAnsi="Arial" w:cs="Arial"/>
+          <w:sz w:val="28"/>
+          <w:szCs w:val="28"/>
+        </w:rPr>
+        <w:t xml:space="preserve"> Е. Н. Қаражан ____________________ (подпись)</w:t>
       </w:r>
     </w:p>
     <w:p>
@@ -2522,7 +2412,23 @@
           <w:sz w:val="28"/>
           <w:szCs w:val="28"/>
         </w:rPr>
-        <w:t>2. Заместитель Главного исполнительного директора — А. В. Кононец ____________________ (подпись)</w:t>
+        <w:t xml:space="preserve">2. Заместитель Главного исполнительного директора </w:t>
+      </w:r>
+      <w:r>
+        <w:rPr>
+          <w:rFonts w:ascii="Arial" w:hAnsi="Arial" w:cs="Arial"/>
+          <w:sz w:val="28"/>
+          <w:szCs w:val="28"/>
+        </w:rPr>
+        <w:t>–</w:t>
+      </w:r>
+      <w:r>
+        <w:rPr>
+          <w:rFonts w:ascii="Arial" w:hAnsi="Arial" w:cs="Arial"/>
+          <w:sz w:val="28"/>
+          <w:szCs w:val="28"/>
+        </w:rPr>
+        <w:t xml:space="preserve"> А. В. Кононец ____________________ (подпись)</w:t>
       </w:r>
     </w:p>
     <w:p>
@@ -2542,7 +2448,23 @@
           <w:sz w:val="28"/>
           <w:szCs w:val="28"/>
         </w:rPr>
-        <w:t>3. Заместитель Главного исполнительного директора по административным вопросам — М. Темирбеков ____________________ (подпись)</w:t>
+        <w:t xml:space="preserve">3. Заместитель Главного исполнительного директора по административным вопросам </w:t>
+      </w:r>
+      <w:r>
+        <w:rPr>
+          <w:rFonts w:ascii="Arial" w:hAnsi="Arial" w:cs="Arial"/>
+          <w:sz w:val="28"/>
+          <w:szCs w:val="28"/>
+        </w:rPr>
+        <w:t>–</w:t>
+      </w:r>
+      <w:r>
+        <w:rPr>
+          <w:rFonts w:ascii="Arial" w:hAnsi="Arial" w:cs="Arial"/>
+          <w:sz w:val="28"/>
+          <w:szCs w:val="28"/>
+        </w:rPr>
+        <w:t xml:space="preserve"> М. Темирбеков ____________________ (подпись)</w:t>
       </w:r>
     </w:p>
     <w:sectPr>
@@ -2613,7 +2535,7 @@
           <w:rPr>
             <w:noProof/>
           </w:rPr>
-          <w:t>11</w:t>
+          <w:t>2</w:t>
         </w:r>
         <w:r>
           <w:fldChar w:fldCharType="end"/>

--- a/Устав/_документы/Устав ЦАКФ — новая редакция.docx
+++ b/Устав/_документы/Устав ЦАКФ — новая редакция.docx
@@ -1148,6 +1148,7 @@
           <w:sz w:val="28"/>
           <w:szCs w:val="28"/>
         </w:rPr>
+        <w:lastRenderedPageBreak/>
         <w:t>1.3. Применимое право</w:t>
       </w:r>
     </w:p>
@@ -1402,7 +1403,16 @@
           <w:sz w:val="28"/>
           <w:szCs w:val="28"/>
         </w:rPr>
-        <w:t>2.3. Фонд обладает дееспособностью, правами и привилегиями физического лица. Действительность действия, совершенного Фондом, не может быть поставлена под сомнение по причине отсутствия дееспособности на основании каких-либо положений его Устава или Положений.</w:t>
+        <w:t xml:space="preserve">2.3. Фонд обладает дееспособностью, правами и привилегиями физического лица. Действительность действия, совершенного </w:t>
+      </w:r>
+      <w:r>
+        <w:rPr>
+          <w:rFonts w:ascii="Arial" w:hAnsi="Arial" w:cs="Arial"/>
+          <w:sz w:val="28"/>
+          <w:szCs w:val="28"/>
+        </w:rPr>
+        <w:lastRenderedPageBreak/>
+        <w:t>Фондом, не может быть поставлена под сомнение по причине отсутствия дееспособности на основании каких-либо положений его Устава или Положений.</w:t>
       </w:r>
     </w:p>
     <w:p>
@@ -1648,6 +1658,7 @@
           <w:sz w:val="28"/>
           <w:szCs w:val="28"/>
         </w:rPr>
+        <w:lastRenderedPageBreak/>
         <w:t>4) Содействие исследованиям и инновациям: поощрять и финансировать исследования и инновации в области чистых технологий, устойчивости к изменению климата и переходного периода, а также устойчивых методов ведения сельского хозяйства для создания адаптированных к местным условиям решений уникальных климатических проблем Центральной Азии;</w:t>
       </w:r>
     </w:p>
@@ -1768,6 +1779,7 @@
           <w:sz w:val="28"/>
           <w:szCs w:val="28"/>
         </w:rPr>
+        <w:lastRenderedPageBreak/>
         <w:t>10) Оценка климатических и экологических рисков: оказание услуг по оценке физических и переходных рисков изменения климата и экологических рисков для государственных органов, организаций и инвесторов;</w:t>
       </w:r>
     </w:p>
@@ -1808,7 +1820,23 @@
           <w:sz w:val="28"/>
           <w:szCs w:val="28"/>
         </w:rPr>
-        <w:t>12) Образовательная деятельность: обучение, повышение квалификации и развитие потенциала специалистов в области изменения климата, устойчивого развития и ESG, в том числе через Учебный центр Фонда;</w:t>
+        <w:t xml:space="preserve">12) Образовательная деятельность: обучение, повышение квалификации и развитие потенциала </w:t>
+      </w:r>
+      <w:r>
+        <w:rPr>
+          <w:rFonts w:ascii="Arial" w:hAnsi="Arial" w:cs="Arial"/>
+          <w:sz w:val="28"/>
+          <w:szCs w:val="28"/>
+        </w:rPr>
+        <w:t>специалистов в области охраны окружающей среды, изменения климата, устойчивого развития и ESG</w:t>
+      </w:r>
+      <w:r>
+        <w:rPr>
+          <w:rFonts w:ascii="Arial" w:hAnsi="Arial" w:cs="Arial"/>
+          <w:sz w:val="28"/>
+          <w:szCs w:val="28"/>
+        </w:rPr>
+        <w:t>, в том числе через Учебный центр Фонда;</w:t>
       </w:r>
     </w:p>
     <w:p>
@@ -1888,6 +1916,7 @@
           <w:sz w:val="28"/>
           <w:szCs w:val="28"/>
         </w:rPr>
+        <w:lastRenderedPageBreak/>
         <w:t>16) Грантовая поддержка: предоставление грантов и финансирование экологических и климатических проектов;</w:t>
       </w:r>
     </w:p>
@@ -2094,6 +2123,7 @@
           <w:sz w:val="28"/>
           <w:szCs w:val="28"/>
         </w:rPr>
+        <w:lastRenderedPageBreak/>
         <w:t>ЧАСТЬ 6: ПОПРАВКИ И ОТЗЫВЫ</w:t>
       </w:r>
     </w:p>
@@ -2269,6 +2299,7 @@
           <w:sz w:val="28"/>
           <w:szCs w:val="28"/>
         </w:rPr>
+        <w:lastRenderedPageBreak/>
         <w:t>Приложение 1</w:t>
       </w:r>
     </w:p>
@@ -2334,6 +2365,7 @@
           <w:sz w:val="28"/>
           <w:szCs w:val="28"/>
         </w:rPr>
+        <w:lastRenderedPageBreak/>
         <w:t>Приложение 2</w:t>
       </w:r>
     </w:p>
@@ -2376,7 +2408,23 @@
           <w:sz w:val="28"/>
           <w:szCs w:val="28"/>
         </w:rPr>
-        <w:t xml:space="preserve">1. Главный исполнительный директор, Руководитель Проектного офиса </w:t>
+        <w:t xml:space="preserve">1. </w:t>
+      </w:r>
+      <w:r>
+        <w:rPr>
+          <w:rFonts w:ascii="Arial" w:hAnsi="Arial" w:cs="Arial"/>
+          <w:sz w:val="28"/>
+          <w:szCs w:val="28"/>
+        </w:rPr>
+        <w:t>Главный исполнительный директор</w:t>
+      </w:r>
+      <w:r>
+        <w:rPr>
+          <w:rFonts w:ascii="Arial" w:hAnsi="Arial" w:cs="Arial"/>
+          <w:sz w:val="28"/>
+          <w:szCs w:val="28"/>
+        </w:rPr>
+        <w:t xml:space="preserve"> </w:t>
       </w:r>
       <w:r>
         <w:rPr>
@@ -2412,23 +2460,23 @@
           <w:sz w:val="28"/>
           <w:szCs w:val="28"/>
         </w:rPr>
-        <w:t xml:space="preserve">2. Заместитель Главного исполнительного директора </w:t>
-      </w:r>
-      <w:r>
-        <w:rPr>
-          <w:rFonts w:ascii="Arial" w:hAnsi="Arial" w:cs="Arial"/>
-          <w:sz w:val="28"/>
-          <w:szCs w:val="28"/>
-        </w:rPr>
-        <w:t>–</w:t>
-      </w:r>
-      <w:r>
-        <w:rPr>
-          <w:rFonts w:ascii="Arial" w:hAnsi="Arial" w:cs="Arial"/>
-          <w:sz w:val="28"/>
-          <w:szCs w:val="28"/>
-        </w:rPr>
-        <w:t xml:space="preserve"> А. В. Кононец ____________________ (подпись)</w:t>
+        <w:t xml:space="preserve">2. </w:t>
+      </w:r>
+      <w:r>
+        <w:rPr>
+          <w:rFonts w:ascii="Arial" w:hAnsi="Arial" w:cs="Arial"/>
+          <w:sz w:val="28"/>
+          <w:szCs w:val="28"/>
+        </w:rPr>
+        <w:t>Заместитель Главного исполнительного директора по стратегии и проектам – А. В. Кононец</w:t>
+      </w:r>
+      <w:r>
+        <w:rPr>
+          <w:rFonts w:ascii="Arial" w:hAnsi="Arial" w:cs="Arial"/>
+          <w:sz w:val="28"/>
+          <w:szCs w:val="28"/>
+        </w:rPr>
+        <w:t xml:space="preserve"> ____________________ (подпись)</w:t>
       </w:r>
     </w:p>
     <w:p>
@@ -2535,7 +2583,7 @@
           <w:rPr>
             <w:noProof/>
           </w:rPr>
-          <w:t>2</w:t>
+          <w:t>11</w:t>
         </w:r>
         <w:r>
           <w:fldChar w:fldCharType="end"/>

--- a/Устав/_документы/Устав ЦАКФ — новая редакция.docx
+++ b/Устав/_документы/Устав ЦАКФ — новая редакция.docx
@@ -2342,7 +2342,23 @@
           <w:sz w:val="28"/>
           <w:szCs w:val="28"/>
         </w:rPr>
-        <w:t>1. Частная компания «Climate Action Company Limited» в лице директора Е. Н. Қаражана ____________________ (подпись)</w:t>
+        <w:t xml:space="preserve">1. Частная компания «Climate Action Company Limited» </w:t>
+      </w:r>
+      <w:r>
+        <w:rPr>
+          <w:rFonts w:ascii="Arial" w:hAnsi="Arial" w:cs="Arial"/>
+          <w:sz w:val="28"/>
+          <w:szCs w:val="28"/>
+        </w:rPr>
+        <w:t>в лице Директора, Главного исполнительного директора и Уполномоченного лица Е. Н. Қаражана</w:t>
+      </w:r>
+      <w:r>
+        <w:rPr>
+          <w:rFonts w:ascii="Arial" w:hAnsi="Arial" w:cs="Arial"/>
+          <w:sz w:val="28"/>
+          <w:szCs w:val="28"/>
+        </w:rPr>
+        <w:t xml:space="preserve"> ____________________ (подпись)</w:t>
       </w:r>
     </w:p>
     <w:p>
@@ -2583,7 +2599,7 @@
           <w:rPr>
             <w:noProof/>
           </w:rPr>
-          <w:t>11</w:t>
+          <w:t>10</w:t>
         </w:r>
         <w:r>
           <w:fldChar w:fldCharType="end"/>

--- a/Устав/_документы/Устав ЦАКФ — новая редакция.docx
+++ b/Устав/_документы/Устав ЦАКФ — новая редакция.docx
@@ -2476,59 +2476,7 @@
           <w:sz w:val="28"/>
           <w:szCs w:val="28"/>
         </w:rPr>
-        <w:t xml:space="preserve">2. </w:t>
-      </w:r>
-      <w:r>
-        <w:rPr>
-          <w:rFonts w:ascii="Arial" w:hAnsi="Arial" w:cs="Arial"/>
-          <w:sz w:val="28"/>
-          <w:szCs w:val="28"/>
-        </w:rPr>
-        <w:t>Заместитель Главного исполнительного директора по стратегии и проектам – А. В. Кононец</w:t>
-      </w:r>
-      <w:r>
-        <w:rPr>
-          <w:rFonts w:ascii="Arial" w:hAnsi="Arial" w:cs="Arial"/>
-          <w:sz w:val="28"/>
-          <w:szCs w:val="28"/>
-        </w:rPr>
-        <w:t xml:space="preserve"> ____________________ (подпись)</w:t>
-      </w:r>
-    </w:p>
-    <w:p>
-      <w:pPr>
-        <w:spacing w:after="0" w:line="360" w:lineRule="auto"/>
-        <w:ind w:firstLine="709"/>
-        <w:jc w:val="both"/>
-        <w:rPr>
-          <w:rFonts w:ascii="Arial" w:hAnsi="Arial" w:cs="Arial"/>
-          <w:sz w:val="28"/>
-          <w:szCs w:val="28"/>
-        </w:rPr>
-      </w:pPr>
-      <w:r>
-        <w:rPr>
-          <w:rFonts w:ascii="Arial" w:hAnsi="Arial" w:cs="Arial"/>
-          <w:sz w:val="28"/>
-          <w:szCs w:val="28"/>
-        </w:rPr>
-        <w:t xml:space="preserve">3. Заместитель Главного исполнительного директора по административным вопросам </w:t>
-      </w:r>
-      <w:r>
-        <w:rPr>
-          <w:rFonts w:ascii="Arial" w:hAnsi="Arial" w:cs="Arial"/>
-          <w:sz w:val="28"/>
-          <w:szCs w:val="28"/>
-        </w:rPr>
-        <w:t>–</w:t>
-      </w:r>
-      <w:r>
-        <w:rPr>
-          <w:rFonts w:ascii="Arial" w:hAnsi="Arial" w:cs="Arial"/>
-          <w:sz w:val="28"/>
-          <w:szCs w:val="28"/>
-        </w:rPr>
-        <w:t xml:space="preserve"> М. Темирбеков ____________________ (подпись)</w:t>
+        <w:t>2. Заместитель Главного исполнительного директора по административным вопросам – М. Темирбеков ____________________ (подпись)</w:t>
       </w:r>
     </w:p>
     <w:sectPr>
@@ -2599,7 +2547,7 @@
           <w:rPr>
             <w:noProof/>
           </w:rPr>
-          <w:t>10</w:t>
+          <w:t>11</w:t>
         </w:r>
         <w:r>
           <w:fldChar w:fldCharType="end"/>
